--- a/artifacts/MHA Grievance Workspace Handoff.docx
+++ b/artifacts/MHA Grievance Workspace Handoff.docx
@@ -70,7 +70,7 @@
               <w:t xml:space="preserve">Current result  </w:t>
             </w:r>
             <w:r>
-              <w:t>A runnable React + TypeScript dashboard prototype with simulated role switching, ward/division filtering, editable role and user management, triage filters, ticket details, and browser-persisted status updates. The interface uses mock data and does not connect to MHA systems or perform real translation/notifications.</w:t>
+              <w:t>A runnable React + TypeScript dashboard prototype with email-based demo sign-in with role-scoped access, ward/division filtering, editable role and user management, triage filters, ticket details, and browser-persisted status updates. The interface uses mock data and does not connect to MHA systems or perform real translation/notifications.</w:t>
             </w:r>
           </w:p>
         </w:tc>
@@ -168,7 +168,51 @@
               <w:rPr>
                 <w:sz w:val="16"/>
               </w:rPr>
-              <w:t>Complete dashboard shell, terminal simulator, scope-aware inbox, details drawer, officer action desk, role creation and user onboarding modals.</w:t>
+              <w:t>Shared email sign-in, account-specific dashboard, scope-aware inbox, details drawer, officer action desk, role creation and user onboarding modals.</w:t>
+            </w:r>
+          </w:p>
+        </w:tc>
+      </w:tr>
+      <w:tr>
+        <w:tc>
+          <w:tcPr>
+            <w:tcW w:type="dxa" w:w="5083"/>
+            <w:tcMar>
+              <w:top w:w="100" w:type="dxa"/>
+              <w:start w:w="120" w:type="dxa"/>
+              <w:bottom w:w="100" w:type="dxa"/>
+              <w:end w:w="120" w:type="dxa"/>
+            </w:tcMar>
+            <w:vAlign w:val="center"/>
+          </w:tcPr>
+          <w:p>
+            <w:r>
+              <w:rPr>
+                <w:rFonts w:ascii="Consolas" w:hAnsi="Consolas"/>
+                <w:color w:val="2B5C7D"/>
+                <w:sz w:val="16"/>
+              </w:rPr>
+              <w:t>src/services/auth.ts</w:t>
+            </w:r>
+          </w:p>
+        </w:tc>
+        <w:tc>
+          <w:tcPr>
+            <w:tcW w:type="dxa" w:w="5083"/>
+            <w:tcMar>
+              <w:top w:w="100" w:type="dxa"/>
+              <w:start w:w="120" w:type="dxa"/>
+              <w:bottom w:w="100" w:type="dxa"/>
+              <w:end w:w="120" w:type="dxa"/>
+            </w:tcMar>
+            <w:vAlign w:val="center"/>
+          </w:tcPr>
+          <w:p>
+            <w:r>
+              <w:rPr>
+                <w:sz w:val="16"/>
+              </w:rPr>
+              <w:t>AuthService interface and demo email/password adapter to replace with the backend function.</w:t>
             </w:r>
           </w:p>
         </w:tc>
@@ -395,6 +439,11 @@
       </w:tr>
     </w:tbl>
     <w:p>
+      <w:r>
+        <w:br w:type="page"/>
+      </w:r>
+    </w:p>
+    <w:p>
       <w:pPr>
         <w:pStyle w:val="Heading1"/>
       </w:pPr>
@@ -404,7 +453,7 @@
     </w:p>
     <w:p>
       <w:r>
-        <w:t>The prototype is a single-page Vite application. The active role and user determine the visible ticket set; localStorage saves demo changes so a judge can switch terminals and revisit the updated queue in the same browser.</w:t>
+        <w:t>The prototype is a single-page Vite application served at one shared URL. Sign-in resolves the department email to its assigned user role; that account scope determines which tickets and actions are available. Demo session and workspace changes are stored in this browser.</w:t>
       </w:r>
     </w:p>
     <w:tbl>
@@ -450,14 +499,14 @@
                 <w:color w:val="255B7C"/>
                 <w:sz w:val="18"/>
               </w:rPr>
-              <w:t>ROLE SIMULATOR</w:t>
+              <w:t>ACCOUNT SIGN IN</w:t>
             </w:r>
             <w:r>
               <w:rPr>
                 <w:sz w:val="16"/>
               </w:rPr>
               <w:br/>
-              <w:t>Super Admin · Cyber desk · Ward 101 · Multi-ward</w:t>
+              <w:t>Department email resolves the assigned user and role</w:t>
             </w:r>
           </w:p>
         </w:tc>
@@ -756,7 +805,7 @@
         <w:pStyle w:val="ListBullet"/>
       </w:pPr>
       <w:r>
-        <w:t>Use the top-right active terminal selector to switch users instantly. The queue, summary cards, SLA overview, and scope label recalculate from the selected user.</w:t>
+        <w:t>Use Sign out, then sign in with another department email to preview its dashboard at the same URL. The queue, summary cards, SLA overview, and scope label follow the signed-in account.</w:t>
       </w:r>
     </w:p>
     <w:p>
@@ -908,7 +957,7 @@
         <w:pStyle w:val="ListBullet"/>
       </w:pPr>
       <w:r>
-        <w:t>Frontend-only demo: there is no API, authentication, server-side authorization, audit store, OTP provider, real SLA scheduler, or production database.</w:t>
+        <w:t>The email/password flow is demo authentication implemented in the browser. It is not secure, does not provide server-side authorization, and must not be used for real accounts. Replace src/services/auth.ts with the team authentication API and enforce identity, permissions, and scope on the server. There is no audit store, OTP provider, real SLA scheduler, or production database.</w:t>
       </w:r>
     </w:p>
     <w:p>
@@ -972,7 +1021,7 @@
         <w:pStyle w:val="ListBullet"/>
       </w:pPr>
       <w:r>
-        <w:t>Workspace interactions and UI: edit src/App.tsx.</w:t>
+        <w:t>Workspace interactions and UI: edit src/App.tsx. Replace the demo auth adapter in src/services/auth.ts with the team login function.</w:t>
       </w:r>
     </w:p>
     <w:p>
